--- a/apps/api/src/modules/applications/templates/arf-joint-several-guarantee.docx
+++ b/apps/api/src/modules/applications/templates/arf-joint-several-guarantee.docx
@@ -12518,7 +12518,16 @@
                 <w:sz w:val="18"/>
                 <w:szCs w:val="18"/>
               </w:rPr>
-              <w:t>Full Name:</w:t>
+              <w:t xml:space="preserve">Full Name: </w:t>
+            </w:r>
+            <w:r>
+              <w:rPr>
+                <w:rFonts w:ascii="Arial" w:hAnsi="Arial"/>
+                <w:sz w:val="18"/>
+                <w:szCs w:val="18"/>
+                <w:highlight w:val="yellow"/>
+              </w:rPr>
+              <w:t>{witness_name}</w:t>
             </w:r>
           </w:p>
         </w:tc>
@@ -12592,7 +12601,16 @@
                 <w:sz w:val="18"/>
                 <w:szCs w:val="18"/>
               </w:rPr>
-              <w:t>NRIC No.:</w:t>
+              <w:t xml:space="preserve">NRIC No.: </w:t>
+            </w:r>
+            <w:r>
+              <w:rPr>
+                <w:rFonts w:ascii="Arial" w:hAnsi="Arial"/>
+                <w:sz w:val="18"/>
+                <w:szCs w:val="18"/>
+                <w:highlight w:val="yellow"/>
+              </w:rPr>
+              <w:t>{witness_nric}</w:t>
             </w:r>
           </w:p>
         </w:tc>
@@ -13139,7 +13157,16 @@
                 <w:sz w:val="18"/>
                 <w:szCs w:val="18"/>
               </w:rPr>
-              <w:t>Full Name:</w:t>
+              <w:t xml:space="preserve">Full Name: </w:t>
+            </w:r>
+            <w:r>
+              <w:rPr>
+                <w:rFonts w:ascii="Arial" w:hAnsi="Arial"/>
+                <w:sz w:val="18"/>
+                <w:szCs w:val="18"/>
+                <w:highlight w:val="yellow"/>
+              </w:rPr>
+              <w:t>{witness_name}</w:t>
             </w:r>
           </w:p>
         </w:tc>
@@ -13213,7 +13240,16 @@
                 <w:sz w:val="18"/>
                 <w:szCs w:val="18"/>
               </w:rPr>
-              <w:t>NRIC No.:</w:t>
+              <w:t xml:space="preserve">NRIC No.: </w:t>
+            </w:r>
+            <w:r>
+              <w:rPr>
+                <w:rFonts w:ascii="Arial" w:hAnsi="Arial"/>
+                <w:sz w:val="18"/>
+                <w:szCs w:val="18"/>
+                <w:highlight w:val="yellow"/>
+              </w:rPr>
+              <w:t>{witness_nric}</w:t>
             </w:r>
           </w:p>
         </w:tc>
@@ -13686,129 +13722,83 @@
     </w:p>
     <w:p>
       <w:pPr>
-        <w:rPr>
-          <w:rFonts w:ascii="Arial" w:hAnsi="Arial" w:cs="Arial"/>
-          <w:bCs/>
+        <w:spacing w:line="276" w:lineRule="auto"/>
+        <w:ind w:left="3600" w:firstLine="936"/>
+        <w:rPr>
+          <w:rFonts w:ascii="Arial" w:hAnsi="Arial"/>
+          <w:sz w:val="18"/>
+        </w:rPr>
+      </w:pPr>
+      <w:r>
+        <w:rPr>
+          <w:rFonts w:ascii="Arial" w:hAnsi="Arial"/>
           <w:sz w:val="18"/>
           <w:szCs w:val="18"/>
         </w:rPr>
-      </w:pPr>
-      <w:r>
-        <w:rPr>
-          <w:rFonts w:ascii="Arial" w:hAnsi="Arial"/>
-          <w:b/>
-          <w:sz w:val="18"/>
-        </w:rPr>
-        <w:tab/>
-      </w:r>
-      <w:r>
-        <w:rPr>
-          <w:rFonts w:ascii="Arial" w:hAnsi="Arial"/>
-          <w:b/>
-          <w:sz w:val="18"/>
-        </w:rPr>
-        <w:tab/>
-      </w:r>
-      <w:r>
-        <w:rPr>
-          <w:rFonts w:ascii="Arial" w:hAnsi="Arial"/>
-          <w:b/>
-          <w:sz w:val="18"/>
-        </w:rPr>
-        <w:tab/>
-      </w:r>
-      <w:r>
-        <w:rPr>
-          <w:rFonts w:ascii="Arial" w:hAnsi="Arial"/>
-          <w:b/>
-          <w:sz w:val="18"/>
-        </w:rPr>
-        <w:tab/>
-      </w:r>
-      <w:r>
-        <w:rPr>
-          <w:rFonts w:ascii="Arial" w:hAnsi="Arial"/>
-          <w:b/>
-          <w:sz w:val="18"/>
-        </w:rPr>
-        <w:tab/>
-        <w:t xml:space="preserve">    </w:t>
-      </w:r>
-      <w:r>
-        <w:rPr>
-          <w:rFonts w:ascii="Arial" w:hAnsi="Arial"/>
-          <w:b/>
-          <w:sz w:val="18"/>
-        </w:rPr>
-        <w:tab/>
-        <w:t xml:space="preserve">     </w:t>
-      </w:r>
-      <w:r>
-        <w:rPr>
-          <w:rFonts w:ascii="Arial" w:hAnsi="Arial" w:cs="Arial"/>
-          <w:bCs/>
+        <w:t xml:space="preserve">Name: </w:t>
+      </w:r>
+      <w:r>
+        <w:rPr>
+          <w:rFonts w:ascii="Arial" w:hAnsi="Arial"/>
           <w:sz w:val="18"/>
           <w:szCs w:val="18"/>
-        </w:rPr>
-        <w:t>Name:</w:t>
-      </w:r>
-    </w:p>
-    <w:p>
-      <w:pPr>
-        <w:ind w:left="4320"/>
-        <w:rPr>
-          <w:rFonts w:ascii="Arial" w:hAnsi="Arial" w:cs="Arial"/>
-          <w:bCs/>
+          <w:highlight w:val="yellow"/>
+        </w:rPr>
+        <w:t>{operator_1_name}</w:t>
+      </w:r>
+    </w:p>
+    <w:p>
+      <w:pPr>
+        <w:spacing w:line="276" w:lineRule="auto"/>
+        <w:ind w:left="3600" w:firstLine="936"/>
+        <w:rPr>
+          <w:rFonts w:ascii="Arial" w:hAnsi="Arial"/>
+          <w:sz w:val="18"/>
+        </w:rPr>
+      </w:pPr>
+      <w:r>
+        <w:rPr>
+          <w:rFonts w:ascii="Arial" w:hAnsi="Arial"/>
           <w:sz w:val="18"/>
           <w:szCs w:val="18"/>
         </w:rPr>
-      </w:pPr>
-      <w:r>
-        <w:rPr>
-          <w:rFonts w:ascii="Arial" w:hAnsi="Arial" w:cs="Arial"/>
-          <w:bCs/>
+        <w:t xml:space="preserve">NRIC No.: </w:t>
+      </w:r>
+      <w:r>
+        <w:rPr>
+          <w:rFonts w:ascii="Arial" w:hAnsi="Arial"/>
           <w:sz w:val="18"/>
           <w:szCs w:val="18"/>
-        </w:rPr>
-        <w:t xml:space="preserve">     </w:t>
-      </w:r>
-      <w:r>
-        <w:rPr>
-          <w:rFonts w:ascii="Arial" w:hAnsi="Arial" w:cs="Arial"/>
-          <w:bCs/>
+          <w:highlight w:val="yellow"/>
+        </w:rPr>
+        <w:t>{operator_1_nric}</w:t>
+      </w:r>
+    </w:p>
+    <w:p>
+      <w:pPr>
+        <w:spacing w:line="276" w:lineRule="auto"/>
+        <w:ind w:left="3600" w:firstLine="936"/>
+        <w:rPr>
+          <w:rFonts w:ascii="Arial" w:hAnsi="Arial"/>
+          <w:sz w:val="18"/>
+        </w:rPr>
+      </w:pPr>
+      <w:r>
+        <w:rPr>
+          <w:rFonts w:ascii="Arial" w:hAnsi="Arial"/>
           <w:sz w:val="18"/>
           <w:szCs w:val="18"/>
         </w:rPr>
-        <w:t xml:space="preserve">NRIC No.: </w:t>
-      </w:r>
-    </w:p>
-    <w:p>
-      <w:pPr>
-        <w:ind w:left="4320"/>
-        <w:rPr>
-          <w:rFonts w:ascii="Arial" w:hAnsi="Arial" w:cs="Arial"/>
-          <w:bCs/>
+        <w:t xml:space="preserve">Designation: </w:t>
+      </w:r>
+      <w:r>
+        <w:rPr>
+          <w:rFonts w:ascii="Arial" w:hAnsi="Arial"/>
           <w:sz w:val="18"/>
           <w:szCs w:val="18"/>
-        </w:rPr>
-      </w:pPr>
-      <w:r>
-        <w:rPr>
-          <w:rFonts w:ascii="Arial" w:hAnsi="Arial" w:cs="Arial"/>
-          <w:bCs/>
-          <w:sz w:val="18"/>
-          <w:szCs w:val="18"/>
-        </w:rPr>
-        <w:t xml:space="preserve">     </w:t>
-      </w:r>
-      <w:r>
-        <w:rPr>
-          <w:rFonts w:ascii="Arial" w:hAnsi="Arial" w:cs="Arial"/>
-          <w:bCs/>
-          <w:sz w:val="18"/>
-          <w:szCs w:val="18"/>
-        </w:rPr>
-        <w:t xml:space="preserve">Designation: </w:t>
+          <w:highlight w:val="yellow"/>
+        </w:rPr>
+        <w:t>{operator_1_designation}</w:t>
       </w:r>
     </w:p>
     <w:p>
@@ -13873,7 +13863,7 @@
     <w:p>
       <w:pPr>
         <w:spacing w:line="276" w:lineRule="auto"/>
-        <w:jc w:val="both"/>
+        <w:jc w:val="left"/>
         <w:rPr>
           <w:rFonts w:ascii="Arial" w:hAnsi="Arial"/>
           <w:bCs/>
@@ -13886,7 +13876,7 @@
           <w:bCs/>
           <w:sz w:val="18"/>
         </w:rPr>
-        <w:t>…………………………………………</w:t>
+        <w:t>........................................................................</w:t>
       </w:r>
     </w:p>
     <w:p>
@@ -13986,19 +13976,25 @@
         <w:ind w:left="3600" w:firstLine="936"/>
         <w:rPr>
           <w:rFonts w:ascii="Arial" w:hAnsi="Arial"/>
-          <w:bCs/>
-          <w:sz w:val="18"/>
-          <w:u w:val="single"/>
-        </w:rPr>
-      </w:pPr>
-      <w:r>
-        <w:rPr>
-          <w:rFonts w:ascii="Arial" w:hAnsi="Arial"/>
-          <w:bCs/>
-          <w:sz w:val="18"/>
-          <w:lang w:val="en-GB"/>
-        </w:rPr>
-        <w:t>Name:</w:t>
+          <w:sz w:val="18"/>
+        </w:rPr>
+      </w:pPr>
+      <w:r>
+        <w:rPr>
+          <w:rFonts w:ascii="Arial" w:hAnsi="Arial"/>
+          <w:sz w:val="18"/>
+          <w:szCs w:val="18"/>
+        </w:rPr>
+        <w:t xml:space="preserve">Name: </w:t>
+      </w:r>
+      <w:r>
+        <w:rPr>
+          <w:rFonts w:ascii="Arial" w:hAnsi="Arial"/>
+          <w:sz w:val="18"/>
+          <w:szCs w:val="18"/>
+          <w:highlight w:val="yellow"/>
+        </w:rPr>
+        <w:t>{operator_2_name}</w:t>
       </w:r>
     </w:p>
     <w:p>
@@ -14007,39 +14003,52 @@
         <w:ind w:left="3600" w:firstLine="936"/>
         <w:rPr>
           <w:rFonts w:ascii="Arial" w:hAnsi="Arial"/>
-          <w:bCs/>
-          <w:sz w:val="18"/>
-          <w:u w:val="single"/>
-        </w:rPr>
-      </w:pPr>
-      <w:r>
-        <w:rPr>
-          <w:rFonts w:ascii="Arial" w:hAnsi="Arial"/>
-          <w:bCs/>
-          <w:sz w:val="18"/>
+          <w:sz w:val="18"/>
+        </w:rPr>
+      </w:pPr>
+      <w:r>
+        <w:rPr>
+          <w:rFonts w:ascii="Arial" w:hAnsi="Arial"/>
+          <w:sz w:val="18"/>
+          <w:szCs w:val="18"/>
         </w:rPr>
         <w:t xml:space="preserve">NRIC No.: </w:t>
       </w:r>
-    </w:p>
-    <w:p>
-      <w:pPr>
-        <w:spacing w:line="240" w:lineRule="exact"/>
-        <w:ind w:left="5670" w:hanging="1134"/>
-        <w:rPr>
-          <w:rFonts w:ascii="Arial" w:eastAsia="MS Mincho" w:hAnsi="Arial"/>
-          <w:bCs/>
-          <w:sz w:val="18"/>
-          <w:lang w:val="en-GB"/>
-        </w:rPr>
-      </w:pPr>
-      <w:r>
-        <w:rPr>
-          <w:rFonts w:ascii="Arial" w:eastAsia="MS Mincho" w:hAnsi="Arial"/>
-          <w:bCs/>
-          <w:sz w:val="18"/>
-          <w:lang w:val="en-GB"/>
+      <w:r>
+        <w:rPr>
+          <w:rFonts w:ascii="Arial" w:hAnsi="Arial"/>
+          <w:sz w:val="18"/>
+          <w:szCs w:val="18"/>
+          <w:highlight w:val="yellow"/>
+        </w:rPr>
+        <w:t>{operator_2_nric}</w:t>
+      </w:r>
+    </w:p>
+    <w:p>
+      <w:pPr>
+        <w:spacing w:line="276" w:lineRule="auto"/>
+        <w:ind w:left="3600" w:firstLine="936"/>
+        <w:rPr>
+          <w:rFonts w:ascii="Arial" w:hAnsi="Arial"/>
+          <w:sz w:val="18"/>
+        </w:rPr>
+      </w:pPr>
+      <w:r>
+        <w:rPr>
+          <w:rFonts w:ascii="Arial" w:hAnsi="Arial"/>
+          <w:sz w:val="18"/>
+          <w:szCs w:val="18"/>
         </w:rPr>
         <w:t xml:space="preserve">Designation: </w:t>
+      </w:r>
+      <w:r>
+        <w:rPr>
+          <w:rFonts w:ascii="Arial" w:hAnsi="Arial"/>
+          <w:sz w:val="18"/>
+          <w:szCs w:val="18"/>
+          <w:highlight w:val="yellow"/>
+        </w:rPr>
+        <w:t>{operator_2_designation}</w:t>
       </w:r>
     </w:p>
     <w:p>

--- a/apps/api/src/modules/applications/templates/arf-joint-several-guarantee.docx
+++ b/apps/api/src/modules/applications/templates/arf-joint-several-guarantee.docx
@@ -12191,25 +12191,6 @@
         <w:jc w:val="both"/>
         <w:rPr>
           <w:rFonts w:ascii="Arial" w:hAnsi="Arial"/>
-          <w:sz w:val="18"/>
-          <w:szCs w:val="18"/>
-        </w:rPr>
-      </w:pPr>
-      <w:r>
-        <w:rPr>
-          <w:rFonts w:ascii="Arial" w:hAnsi="Arial"/>
-          <w:sz w:val="18"/>
-          <w:szCs w:val="18"/>
-        </w:rPr>
-        <w:t>{#guarantors_individual}</w:t>
-      </w:r>
-    </w:p>
-    <w:p>
-      <w:pPr>
-        <w:spacing w:line="360" w:lineRule="auto"/>
-        <w:jc w:val="both"/>
-        <w:rPr>
-          <w:rFonts w:ascii="Arial" w:hAnsi="Arial"/>
           <w:b/>
           <w:bCs/>
           <w:sz w:val="18"/>
@@ -12237,6 +12218,25 @@
           <w:szCs w:val="18"/>
         </w:rPr>
       </w:pPr>
+    </w:p>
+    <w:p>
+      <w:pPr>
+        <w:spacing w:line="360" w:lineRule="auto"/>
+        <w:jc w:val="both"/>
+        <w:rPr>
+          <w:rFonts w:ascii="Arial" w:hAnsi="Arial"/>
+          <w:sz w:val="18"/>
+          <w:szCs w:val="18"/>
+        </w:rPr>
+      </w:pPr>
+      <w:r>
+        <w:rPr>
+          <w:rFonts w:ascii="Arial" w:hAnsi="Arial"/>
+          <w:sz w:val="18"/>
+          <w:szCs w:val="18"/>
+        </w:rPr>
+        <w:t>{#guarantors_individual}</w:t>
+      </w:r>
     </w:p>
     <w:tbl>
       <w:tblPr>
@@ -12465,8 +12465,12 @@
           </w:tcPr>
           <w:p>
             <w:pPr>
-              <w:spacing w:line="360" w:lineRule="auto"/>
-              <w:jc w:val="both"/>
+              <w:spacing w:after="0" w:line="360" w:lineRule="auto"/>
+              <w:tabs>
+                <w:tab w:val="left" w:pos="1080"/>
+              </w:tabs>
+              <w:ind w:left="1190" w:hanging="1190"/>
+              <w:jc w:val="left"/>
               <w:rPr>
                 <w:rFonts w:ascii="Arial" w:hAnsi="Arial"/>
                 <w:sz w:val="18"/>
@@ -12479,7 +12483,31 @@
                 <w:sz w:val="18"/>
                 <w:szCs w:val="18"/>
               </w:rPr>
-              <w:t xml:space="preserve">Full Name: </w:t>
+              <w:t>Full Name</w:t>
+            </w:r>
+            <w:r>
+              <w:rPr>
+                <w:rFonts w:ascii="Arial" w:hAnsi="Arial"/>
+                <w:sz w:val="18"/>
+                <w:szCs w:val="18"/>
+              </w:rPr>
+              <w:tab/>
+            </w:r>
+            <w:r>
+              <w:rPr>
+                <w:rFonts w:ascii="Arial" w:hAnsi="Arial"/>
+                <w:sz w:val="18"/>
+                <w:szCs w:val="18"/>
+              </w:rPr>
+              <w:t>:</w:t>
+            </w:r>
+            <w:r>
+              <w:rPr>
+                <w:rFonts w:ascii="Arial" w:hAnsi="Arial"/>
+                <w:sz w:val="18"/>
+                <w:szCs w:val="18"/>
+              </w:rPr>
+              <w:t xml:space="preserve"> </w:t>
             </w:r>
             <w:r>
               <w:rPr>
@@ -12504,8 +12532,12 @@
           </w:tcPr>
           <w:p>
             <w:pPr>
-              <w:spacing w:line="360" w:lineRule="auto"/>
-              <w:jc w:val="both"/>
+              <w:spacing w:after="0" w:line="360" w:lineRule="auto"/>
+              <w:tabs>
+                <w:tab w:val="left" w:pos="1080"/>
+              </w:tabs>
+              <w:ind w:left="1190" w:hanging="1190"/>
+              <w:jc w:val="left"/>
               <w:rPr>
                 <w:rFonts w:ascii="Arial" w:hAnsi="Arial"/>
                 <w:sz w:val="18"/>
@@ -12518,7 +12550,31 @@
                 <w:sz w:val="18"/>
                 <w:szCs w:val="18"/>
               </w:rPr>
-              <w:t xml:space="preserve">Full Name: </w:t>
+              <w:t>Full Name</w:t>
+            </w:r>
+            <w:r>
+              <w:rPr>
+                <w:rFonts w:ascii="Arial" w:hAnsi="Arial"/>
+                <w:sz w:val="18"/>
+                <w:szCs w:val="18"/>
+              </w:rPr>
+              <w:tab/>
+            </w:r>
+            <w:r>
+              <w:rPr>
+                <w:rFonts w:ascii="Arial" w:hAnsi="Arial"/>
+                <w:sz w:val="18"/>
+                <w:szCs w:val="18"/>
+              </w:rPr>
+              <w:t>:</w:t>
+            </w:r>
+            <w:r>
+              <w:rPr>
+                <w:rFonts w:ascii="Arial" w:hAnsi="Arial"/>
+                <w:sz w:val="18"/>
+                <w:szCs w:val="18"/>
+              </w:rPr>
+              <w:t xml:space="preserve"> </w:t>
             </w:r>
             <w:r>
               <w:rPr>
@@ -12548,8 +12604,12 @@
           </w:tcPr>
           <w:p>
             <w:pPr>
-              <w:spacing w:line="360" w:lineRule="auto"/>
-              <w:jc w:val="both"/>
+              <w:spacing w:after="0" w:line="360" w:lineRule="auto"/>
+              <w:tabs>
+                <w:tab w:val="left" w:pos="1080"/>
+              </w:tabs>
+              <w:ind w:left="1190" w:hanging="1190"/>
+              <w:jc w:val="left"/>
               <w:rPr>
                 <w:rFonts w:ascii="Arial" w:hAnsi="Arial"/>
                 <w:sz w:val="18"/>
@@ -12562,7 +12622,31 @@
                 <w:sz w:val="18"/>
                 <w:szCs w:val="18"/>
               </w:rPr>
-              <w:t xml:space="preserve">NRIC No.: </w:t>
+              <w:t>NRIC No.</w:t>
+            </w:r>
+            <w:r>
+              <w:rPr>
+                <w:rFonts w:ascii="Arial" w:hAnsi="Arial"/>
+                <w:sz w:val="18"/>
+                <w:szCs w:val="18"/>
+              </w:rPr>
+              <w:tab/>
+            </w:r>
+            <w:r>
+              <w:rPr>
+                <w:rFonts w:ascii="Arial" w:hAnsi="Arial"/>
+                <w:sz w:val="18"/>
+                <w:szCs w:val="18"/>
+              </w:rPr>
+              <w:t>:</w:t>
+            </w:r>
+            <w:r>
+              <w:rPr>
+                <w:rFonts w:ascii="Arial" w:hAnsi="Arial"/>
+                <w:sz w:val="18"/>
+                <w:szCs w:val="18"/>
+              </w:rPr>
+              <w:t xml:space="preserve"> </w:t>
             </w:r>
             <w:r>
               <w:rPr>
@@ -12587,8 +12671,12 @@
           </w:tcPr>
           <w:p>
             <w:pPr>
-              <w:spacing w:line="360" w:lineRule="auto"/>
-              <w:jc w:val="both"/>
+              <w:spacing w:after="0" w:line="360" w:lineRule="auto"/>
+              <w:tabs>
+                <w:tab w:val="left" w:pos="1080"/>
+              </w:tabs>
+              <w:ind w:left="1190" w:hanging="1190"/>
+              <w:jc w:val="left"/>
               <w:rPr>
                 <w:rFonts w:ascii="Arial" w:hAnsi="Arial"/>
                 <w:sz w:val="18"/>
@@ -12601,7 +12689,31 @@
                 <w:sz w:val="18"/>
                 <w:szCs w:val="18"/>
               </w:rPr>
-              <w:t xml:space="preserve">NRIC No.: </w:t>
+              <w:t>NRIC No.</w:t>
+            </w:r>
+            <w:r>
+              <w:rPr>
+                <w:rFonts w:ascii="Arial" w:hAnsi="Arial"/>
+                <w:sz w:val="18"/>
+                <w:szCs w:val="18"/>
+              </w:rPr>
+              <w:tab/>
+            </w:r>
+            <w:r>
+              <w:rPr>
+                <w:rFonts w:ascii="Arial" w:hAnsi="Arial"/>
+                <w:sz w:val="18"/>
+                <w:szCs w:val="18"/>
+              </w:rPr>
+              <w:t>:</w:t>
+            </w:r>
+            <w:r>
+              <w:rPr>
+                <w:rFonts w:ascii="Arial" w:hAnsi="Arial"/>
+                <w:sz w:val="18"/>
+                <w:szCs w:val="18"/>
+              </w:rPr>
+              <w:t xml:space="preserve"> </w:t>
             </w:r>
             <w:r>
               <w:rPr>
@@ -12709,6 +12821,25 @@
           <w:szCs w:val="18"/>
         </w:rPr>
         <w:t>{/guarantors_individual}</w:t>
+      </w:r>
+    </w:p>
+    <w:p>
+      <w:pPr>
+        <w:spacing w:line="360" w:lineRule="auto"/>
+        <w:jc w:val="both"/>
+        <w:rPr>
+          <w:rFonts w:ascii="Arial" w:hAnsi="Arial"/>
+          <w:sz w:val="18"/>
+          <w:szCs w:val="18"/>
+        </w:rPr>
+      </w:pPr>
+      <w:r>
+        <w:rPr>
+          <w:rFonts w:ascii="Arial" w:hAnsi="Arial"/>
+          <w:sz w:val="18"/>
+          <w:szCs w:val="18"/>
+        </w:rPr>
+        <w:t>{@individuals_page_break}</w:t>
       </w:r>
     </w:p>
     <w:p>
@@ -13104,8 +13235,12 @@
           </w:tcPr>
           <w:p>
             <w:pPr>
-              <w:spacing w:line="360" w:lineRule="auto"/>
-              <w:jc w:val="both"/>
+              <w:spacing w:after="0" w:line="360" w:lineRule="auto"/>
+              <w:tabs>
+                <w:tab w:val="left" w:pos="1080"/>
+              </w:tabs>
+              <w:ind w:left="1190" w:hanging="1190"/>
+              <w:jc w:val="left"/>
               <w:rPr>
                 <w:rFonts w:ascii="Arial" w:hAnsi="Arial"/>
                 <w:sz w:val="18"/>
@@ -13118,7 +13253,31 @@
                 <w:sz w:val="18"/>
                 <w:szCs w:val="18"/>
               </w:rPr>
-              <w:t xml:space="preserve">Full Name: </w:t>
+              <w:t>Full Name</w:t>
+            </w:r>
+            <w:r>
+              <w:rPr>
+                <w:rFonts w:ascii="Arial" w:hAnsi="Arial"/>
+                <w:sz w:val="18"/>
+                <w:szCs w:val="18"/>
+              </w:rPr>
+              <w:tab/>
+            </w:r>
+            <w:r>
+              <w:rPr>
+                <w:rFonts w:ascii="Arial" w:hAnsi="Arial"/>
+                <w:sz w:val="18"/>
+                <w:szCs w:val="18"/>
+              </w:rPr>
+              <w:t>:</w:t>
+            </w:r>
+            <w:r>
+              <w:rPr>
+                <w:rFonts w:ascii="Arial" w:hAnsi="Arial"/>
+                <w:sz w:val="18"/>
+                <w:szCs w:val="18"/>
+              </w:rPr>
+              <w:t xml:space="preserve"> </w:t>
             </w:r>
             <w:r>
               <w:rPr>
@@ -13143,8 +13302,12 @@
           </w:tcPr>
           <w:p>
             <w:pPr>
-              <w:spacing w:line="360" w:lineRule="auto"/>
-              <w:jc w:val="both"/>
+              <w:spacing w:after="0" w:line="360" w:lineRule="auto"/>
+              <w:tabs>
+                <w:tab w:val="left" w:pos="1080"/>
+              </w:tabs>
+              <w:ind w:left="1190" w:hanging="1190"/>
+              <w:jc w:val="left"/>
               <w:rPr>
                 <w:rFonts w:ascii="Arial" w:hAnsi="Arial"/>
                 <w:sz w:val="18"/>
@@ -13157,7 +13320,31 @@
                 <w:sz w:val="18"/>
                 <w:szCs w:val="18"/>
               </w:rPr>
-              <w:t xml:space="preserve">Full Name: </w:t>
+              <w:t>Full Name</w:t>
+            </w:r>
+            <w:r>
+              <w:rPr>
+                <w:rFonts w:ascii="Arial" w:hAnsi="Arial"/>
+                <w:sz w:val="18"/>
+                <w:szCs w:val="18"/>
+              </w:rPr>
+              <w:tab/>
+            </w:r>
+            <w:r>
+              <w:rPr>
+                <w:rFonts w:ascii="Arial" w:hAnsi="Arial"/>
+                <w:sz w:val="18"/>
+                <w:szCs w:val="18"/>
+              </w:rPr>
+              <w:t>:</w:t>
+            </w:r>
+            <w:r>
+              <w:rPr>
+                <w:rFonts w:ascii="Arial" w:hAnsi="Arial"/>
+                <w:sz w:val="18"/>
+                <w:szCs w:val="18"/>
+              </w:rPr>
+              <w:t xml:space="preserve"> </w:t>
             </w:r>
             <w:r>
               <w:rPr>
@@ -13187,8 +13374,12 @@
           </w:tcPr>
           <w:p>
             <w:pPr>
-              <w:spacing w:line="360" w:lineRule="auto"/>
-              <w:jc w:val="both"/>
+              <w:spacing w:after="0" w:line="360" w:lineRule="auto"/>
+              <w:tabs>
+                <w:tab w:val="left" w:pos="1080"/>
+              </w:tabs>
+              <w:ind w:left="1190" w:hanging="1190"/>
+              <w:jc w:val="left"/>
               <w:rPr>
                 <w:rFonts w:ascii="Arial" w:hAnsi="Arial"/>
                 <w:sz w:val="18"/>
@@ -13201,7 +13392,31 @@
                 <w:sz w:val="18"/>
                 <w:szCs w:val="18"/>
               </w:rPr>
-              <w:t xml:space="preserve">NRIC No.: </w:t>
+              <w:t>NRIC No.</w:t>
+            </w:r>
+            <w:r>
+              <w:rPr>
+                <w:rFonts w:ascii="Arial" w:hAnsi="Arial"/>
+                <w:sz w:val="18"/>
+                <w:szCs w:val="18"/>
+              </w:rPr>
+              <w:tab/>
+            </w:r>
+            <w:r>
+              <w:rPr>
+                <w:rFonts w:ascii="Arial" w:hAnsi="Arial"/>
+                <w:sz w:val="18"/>
+                <w:szCs w:val="18"/>
+              </w:rPr>
+              <w:t>:</w:t>
+            </w:r>
+            <w:r>
+              <w:rPr>
+                <w:rFonts w:ascii="Arial" w:hAnsi="Arial"/>
+                <w:sz w:val="18"/>
+                <w:szCs w:val="18"/>
+              </w:rPr>
+              <w:t xml:space="preserve"> </w:t>
             </w:r>
             <w:r>
               <w:rPr>
@@ -13226,8 +13441,12 @@
           </w:tcPr>
           <w:p>
             <w:pPr>
-              <w:spacing w:line="360" w:lineRule="auto"/>
-              <w:jc w:val="both"/>
+              <w:spacing w:after="0" w:line="360" w:lineRule="auto"/>
+              <w:tabs>
+                <w:tab w:val="left" w:pos="1080"/>
+              </w:tabs>
+              <w:ind w:left="1190" w:hanging="1190"/>
+              <w:jc w:val="left"/>
               <w:rPr>
                 <w:rFonts w:ascii="Arial" w:hAnsi="Arial"/>
                 <w:sz w:val="18"/>
@@ -13240,7 +13459,31 @@
                 <w:sz w:val="18"/>
                 <w:szCs w:val="18"/>
               </w:rPr>
-              <w:t xml:space="preserve">NRIC No.: </w:t>
+              <w:t>NRIC No.</w:t>
+            </w:r>
+            <w:r>
+              <w:rPr>
+                <w:rFonts w:ascii="Arial" w:hAnsi="Arial"/>
+                <w:sz w:val="18"/>
+                <w:szCs w:val="18"/>
+              </w:rPr>
+              <w:tab/>
+            </w:r>
+            <w:r>
+              <w:rPr>
+                <w:rFonts w:ascii="Arial" w:hAnsi="Arial"/>
+                <w:sz w:val="18"/>
+                <w:szCs w:val="18"/>
+              </w:rPr>
+              <w:t>:</w:t>
+            </w:r>
+            <w:r>
+              <w:rPr>
+                <w:rFonts w:ascii="Arial" w:hAnsi="Arial"/>
+                <w:sz w:val="18"/>
+                <w:szCs w:val="18"/>
+              </w:rPr>
+              <w:t xml:space="preserve"> </w:t>
             </w:r>
             <w:r>
               <w:rPr>
@@ -13366,6 +13609,25 @@
           <w:sz w:val="18"/>
           <w:szCs w:val="18"/>
         </w:rPr>
+        <w:t>{@page_break}</w:t>
+      </w:r>
+    </w:p>
+    <w:p>
+      <w:pPr>
+        <w:spacing w:line="360" w:lineRule="auto"/>
+        <w:jc w:val="both"/>
+        <w:rPr>
+          <w:rFonts w:ascii="Arial" w:hAnsi="Arial"/>
+          <w:sz w:val="18"/>
+          <w:szCs w:val="18"/>
+        </w:rPr>
+      </w:pPr>
+      <w:r>
+        <w:rPr>
+          <w:rFonts w:ascii="Arial" w:hAnsi="Arial"/>
+          <w:sz w:val="18"/>
+          <w:szCs w:val="18"/>
+        </w:rPr>
         <w:t>{/corporate_guarantor_pages}</w:t>
       </w:r>
     </w:p>
@@ -13722,20 +13984,386 @@
     </w:p>
     <w:p>
       <w:pPr>
+        <w:spacing w:after="0" w:line="276" w:lineRule="auto"/>
+        <w:tabs>
+          <w:tab w:val="left" w:pos="5616"/>
+        </w:tabs>
+        <w:ind w:left="5726" w:hanging="1190"/>
+        <w:jc w:val="left"/>
+        <w:rPr>
+          <w:rFonts w:ascii="Arial" w:hAnsi="Arial"/>
+          <w:sz w:val="18"/>
+          <w:szCs w:val="18"/>
+        </w:rPr>
+      </w:pPr>
+      <w:r>
+        <w:rPr>
+          <w:rFonts w:ascii="Arial" w:hAnsi="Arial"/>
+          <w:sz w:val="18"/>
+          <w:szCs w:val="18"/>
+        </w:rPr>
+        <w:t>Name</w:t>
+      </w:r>
+      <w:r>
+        <w:rPr>
+          <w:rFonts w:ascii="Arial" w:hAnsi="Arial"/>
+          <w:sz w:val="18"/>
+          <w:szCs w:val="18"/>
+        </w:rPr>
+        <w:tab/>
+      </w:r>
+      <w:r>
+        <w:rPr>
+          <w:rFonts w:ascii="Arial" w:hAnsi="Arial"/>
+          <w:sz w:val="18"/>
+          <w:szCs w:val="18"/>
+        </w:rPr>
+        <w:t>:</w:t>
+      </w:r>
+      <w:r>
+        <w:rPr>
+          <w:rFonts w:ascii="Arial" w:hAnsi="Arial"/>
+          <w:sz w:val="18"/>
+          <w:szCs w:val="18"/>
+        </w:rPr>
+        <w:t xml:space="preserve"> </w:t>
+      </w:r>
+      <w:r>
+        <w:rPr>
+          <w:rFonts w:ascii="Arial" w:hAnsi="Arial"/>
+          <w:sz w:val="18"/>
+          <w:szCs w:val="18"/>
+          <w:highlight w:val="yellow"/>
+        </w:rPr>
+        <w:t>{operator_1_name}</w:t>
+      </w:r>
+    </w:p>
+    <w:p>
+      <w:pPr>
+        <w:spacing w:after="0" w:line="276" w:lineRule="auto"/>
+        <w:tabs>
+          <w:tab w:val="left" w:pos="5616"/>
+        </w:tabs>
+        <w:ind w:left="5726" w:hanging="1190"/>
+        <w:jc w:val="left"/>
+        <w:rPr>
+          <w:rFonts w:ascii="Arial" w:hAnsi="Arial"/>
+          <w:sz w:val="18"/>
+          <w:szCs w:val="18"/>
+        </w:rPr>
+      </w:pPr>
+      <w:r>
+        <w:rPr>
+          <w:rFonts w:ascii="Arial" w:hAnsi="Arial"/>
+          <w:sz w:val="18"/>
+          <w:szCs w:val="18"/>
+        </w:rPr>
+        <w:t>NRIC No.</w:t>
+      </w:r>
+      <w:r>
+        <w:rPr>
+          <w:rFonts w:ascii="Arial" w:hAnsi="Arial"/>
+          <w:sz w:val="18"/>
+          <w:szCs w:val="18"/>
+        </w:rPr>
+        <w:tab/>
+      </w:r>
+      <w:r>
+        <w:rPr>
+          <w:rFonts w:ascii="Arial" w:hAnsi="Arial"/>
+          <w:sz w:val="18"/>
+          <w:szCs w:val="18"/>
+        </w:rPr>
+        <w:t>:</w:t>
+      </w:r>
+      <w:r>
+        <w:rPr>
+          <w:rFonts w:ascii="Arial" w:hAnsi="Arial"/>
+          <w:sz w:val="18"/>
+          <w:szCs w:val="18"/>
+        </w:rPr>
+        <w:t xml:space="preserve"> </w:t>
+      </w:r>
+      <w:r>
+        <w:rPr>
+          <w:rFonts w:ascii="Arial" w:hAnsi="Arial"/>
+          <w:sz w:val="18"/>
+          <w:szCs w:val="18"/>
+          <w:highlight w:val="yellow"/>
+        </w:rPr>
+        <w:t>{operator_1_nric}</w:t>
+      </w:r>
+    </w:p>
+    <w:p>
+      <w:pPr>
+        <w:spacing w:after="0" w:line="276" w:lineRule="auto"/>
+        <w:tabs>
+          <w:tab w:val="left" w:pos="5616"/>
+        </w:tabs>
+        <w:ind w:left="5726" w:hanging="1190"/>
+        <w:jc w:val="left"/>
+        <w:rPr>
+          <w:rFonts w:ascii="Arial" w:hAnsi="Arial"/>
+          <w:sz w:val="18"/>
+          <w:szCs w:val="18"/>
+        </w:rPr>
+      </w:pPr>
+      <w:r>
+        <w:rPr>
+          <w:rFonts w:ascii="Arial" w:hAnsi="Arial"/>
+          <w:sz w:val="18"/>
+          <w:szCs w:val="18"/>
+        </w:rPr>
+        <w:t>Designation</w:t>
+      </w:r>
+      <w:r>
+        <w:rPr>
+          <w:rFonts w:ascii="Arial" w:hAnsi="Arial"/>
+          <w:sz w:val="18"/>
+          <w:szCs w:val="18"/>
+        </w:rPr>
+        <w:tab/>
+      </w:r>
+      <w:r>
+        <w:rPr>
+          <w:rFonts w:ascii="Arial" w:hAnsi="Arial"/>
+          <w:sz w:val="18"/>
+          <w:szCs w:val="18"/>
+        </w:rPr>
+        <w:t>:</w:t>
+      </w:r>
+      <w:r>
+        <w:rPr>
+          <w:rFonts w:ascii="Arial" w:hAnsi="Arial"/>
+          <w:sz w:val="18"/>
+          <w:szCs w:val="18"/>
+        </w:rPr>
+        <w:t xml:space="preserve"> </w:t>
+      </w:r>
+      <w:r>
+        <w:rPr>
+          <w:rFonts w:ascii="Arial" w:hAnsi="Arial"/>
+          <w:sz w:val="18"/>
+          <w:szCs w:val="18"/>
+          <w:highlight w:val="yellow"/>
+        </w:rPr>
+        <w:t>{operator_1_designation}</w:t>
+      </w:r>
+    </w:p>
+    <w:p>
+      <w:pPr>
+        <w:spacing w:line="276" w:lineRule="auto"/>
+        <w:ind w:firstLine="936"/>
+        <w:rPr>
+          <w:rFonts w:ascii="Arial" w:hAnsi="Arial"/>
+          <w:b/>
+          <w:sz w:val="18"/>
+        </w:rPr>
+      </w:pPr>
+      <w:r>
+        <w:rPr>
+          <w:rFonts w:ascii="Arial" w:hAnsi="Arial"/>
+          <w:b/>
+          <w:sz w:val="18"/>
+        </w:rPr>
+        <w:tab/>
+      </w:r>
+      <w:r>
+        <w:rPr>
+          <w:rFonts w:ascii="Arial" w:hAnsi="Arial"/>
+          <w:b/>
+          <w:sz w:val="18"/>
+        </w:rPr>
+        <w:tab/>
+      </w:r>
+      <w:r>
+        <w:rPr>
+          <w:rFonts w:ascii="Arial" w:hAnsi="Arial"/>
+          <w:b/>
+          <w:sz w:val="18"/>
+        </w:rPr>
+        <w:tab/>
+      </w:r>
+      <w:r>
+        <w:rPr>
+          <w:rFonts w:ascii="Arial" w:hAnsi="Arial"/>
+          <w:b/>
+          <w:sz w:val="18"/>
+        </w:rPr>
+        <w:tab/>
+      </w:r>
+      <w:r>
+        <w:rPr>
+          <w:rFonts w:ascii="Arial" w:hAnsi="Arial"/>
+          <w:b/>
+          <w:sz w:val="18"/>
+        </w:rPr>
+        <w:tab/>
+      </w:r>
+      <w:r>
+        <w:rPr>
+          <w:rFonts w:ascii="Arial" w:hAnsi="Arial"/>
+          <w:b/>
+          <w:sz w:val="18"/>
+        </w:rPr>
+        <w:tab/>
+      </w:r>
+    </w:p>
+    <w:p>
+      <w:pPr>
+        <w:spacing w:line="276" w:lineRule="auto"/>
+        <w:jc w:val="left"/>
+        <w:rPr>
+          <w:rFonts w:ascii="Arial" w:hAnsi="Arial"/>
+          <w:bCs/>
+          <w:sz w:val="18"/>
+        </w:rPr>
+      </w:pPr>
+      <w:r>
+        <w:rPr>
+          <w:rFonts w:ascii="Arial" w:hAnsi="Arial"/>
+          <w:bCs/>
+          <w:sz w:val="18"/>
+        </w:rPr>
+        <w:t>........................................................................</w:t>
+      </w:r>
+    </w:p>
+    <w:p>
+      <w:pPr>
+        <w:spacing w:line="276" w:lineRule="auto"/>
+        <w:rPr>
+          <w:rFonts w:ascii="Arial" w:hAnsi="Arial"/>
+          <w:sz w:val="18"/>
+          <w:lang w:val="en-GB"/>
+        </w:rPr>
+      </w:pPr>
+      <w:r>
+        <w:rPr>
+          <w:rFonts w:ascii="Arial" w:hAnsi="Arial"/>
+          <w:sz w:val="18"/>
+          <w:lang w:val="en-GB"/>
+        </w:rPr>
+        <w:t>Signature of Witness</w:t>
+      </w:r>
+    </w:p>
+    <w:p>
+      <w:pPr>
+        <w:spacing w:line="276" w:lineRule="auto"/>
+        <w:rPr>
+          <w:rFonts w:ascii="Arial" w:hAnsi="Arial"/>
+          <w:sz w:val="18"/>
+          <w:lang w:val="en-GB"/>
+        </w:rPr>
+      </w:pPr>
+    </w:p>
+    <w:p>
+      <w:pPr>
+        <w:spacing w:line="276" w:lineRule="auto"/>
+        <w:rPr>
+          <w:rFonts w:ascii="Arial" w:hAnsi="Arial"/>
+          <w:sz w:val="18"/>
+          <w:lang w:val="en-GB"/>
+        </w:rPr>
+      </w:pPr>
+    </w:p>
+    <w:p>
+      <w:pPr>
+        <w:spacing w:line="276" w:lineRule="auto"/>
+        <w:rPr>
+          <w:rFonts w:ascii="Arial" w:hAnsi="Arial"/>
+          <w:bCs/>
+          <w:sz w:val="18"/>
+        </w:rPr>
+      </w:pPr>
+    </w:p>
+    <w:p>
+      <w:pPr>
+        <w:spacing w:line="276" w:lineRule="auto"/>
+        <w:rPr>
+          <w:rFonts w:ascii="Arial" w:hAnsi="Arial"/>
+          <w:b/>
+          <w:sz w:val="18"/>
+        </w:rPr>
+      </w:pPr>
+    </w:p>
+    <w:p>
+      <w:pPr>
         <w:spacing w:line="276" w:lineRule="auto"/>
         <w:ind w:left="3600" w:firstLine="936"/>
         <w:rPr>
           <w:rFonts w:ascii="Arial" w:hAnsi="Arial"/>
-          <w:sz w:val="18"/>
-        </w:rPr>
-      </w:pPr>
-      <w:r>
+          <w:b/>
+          <w:sz w:val="18"/>
+          <w:u w:val="single"/>
+        </w:rPr>
+      </w:pPr>
+      <w:r>
+        <w:rPr>
+          <w:rFonts w:ascii="Arial" w:hAnsi="Arial"/>
+          <w:sz w:val="18"/>
+        </w:rPr>
+        <w:t>.....................................................</w:t>
+      </w:r>
+      <w:r>
+        <w:rPr>
+          <w:rFonts w:ascii="Arial" w:hAnsi="Arial"/>
+          <w:sz w:val="18"/>
+        </w:rPr>
+        <w:t>.............</w:t>
+      </w:r>
+      <w:r>
+        <w:rPr>
+          <w:rFonts w:ascii="Arial" w:hAnsi="Arial"/>
+          <w:sz w:val="18"/>
+        </w:rPr>
+        <w:t>......</w:t>
+      </w:r>
+    </w:p>
+    <w:p>
+      <w:pPr>
+        <w:spacing w:after="0" w:line="276" w:lineRule="auto"/>
+        <w:tabs>
+          <w:tab w:val="left" w:pos="5616"/>
+        </w:tabs>
+        <w:ind w:left="5726" w:hanging="1190"/>
+        <w:jc w:val="left"/>
         <w:rPr>
           <w:rFonts w:ascii="Arial" w:hAnsi="Arial"/>
           <w:sz w:val="18"/>
           <w:szCs w:val="18"/>
         </w:rPr>
-        <w:t xml:space="preserve">Name: </w:t>
+      </w:pPr>
+      <w:r>
+        <w:rPr>
+          <w:rFonts w:ascii="Arial" w:hAnsi="Arial"/>
+          <w:sz w:val="18"/>
+          <w:szCs w:val="18"/>
+        </w:rPr>
+        <w:t>Name</w:t>
+      </w:r>
+      <w:r>
+        <w:rPr>
+          <w:rFonts w:ascii="Arial" w:hAnsi="Arial"/>
+          <w:sz w:val="18"/>
+          <w:szCs w:val="18"/>
+        </w:rPr>
+        <w:tab/>
+      </w:r>
+      <w:r>
+        <w:rPr>
+          <w:rFonts w:ascii="Arial" w:hAnsi="Arial"/>
+          <w:sz w:val="18"/>
+          <w:szCs w:val="18"/>
+        </w:rPr>
+        <w:t>:</w:t>
+      </w:r>
+      <w:r>
+        <w:rPr>
+          <w:rFonts w:ascii="Arial" w:hAnsi="Arial"/>
+          <w:sz w:val="18"/>
+          <w:szCs w:val="18"/>
+        </w:rPr>
+        <w:t xml:space="preserve"> </w:t>
       </w:r>
       <w:r>
         <w:rPr>
@@ -13744,25 +14372,54 @@
           <w:szCs w:val="18"/>
           <w:highlight w:val="yellow"/>
         </w:rPr>
-        <w:t>{operator_1_name}</w:t>
-      </w:r>
-    </w:p>
-    <w:p>
-      <w:pPr>
-        <w:spacing w:line="276" w:lineRule="auto"/>
-        <w:ind w:left="3600" w:firstLine="936"/>
-        <w:rPr>
-          <w:rFonts w:ascii="Arial" w:hAnsi="Arial"/>
-          <w:sz w:val="18"/>
-        </w:rPr>
-      </w:pPr>
-      <w:r>
+        <w:t>{operator_2_name}</w:t>
+      </w:r>
+    </w:p>
+    <w:p>
+      <w:pPr>
+        <w:spacing w:after="0" w:line="276" w:lineRule="auto"/>
+        <w:tabs>
+          <w:tab w:val="left" w:pos="5616"/>
+        </w:tabs>
+        <w:ind w:left="5726" w:hanging="1190"/>
+        <w:jc w:val="left"/>
         <w:rPr>
           <w:rFonts w:ascii="Arial" w:hAnsi="Arial"/>
           <w:sz w:val="18"/>
           <w:szCs w:val="18"/>
         </w:rPr>
-        <w:t xml:space="preserve">NRIC No.: </w:t>
+      </w:pPr>
+      <w:r>
+        <w:rPr>
+          <w:rFonts w:ascii="Arial" w:hAnsi="Arial"/>
+          <w:sz w:val="18"/>
+          <w:szCs w:val="18"/>
+        </w:rPr>
+        <w:t>NRIC No.</w:t>
+      </w:r>
+      <w:r>
+        <w:rPr>
+          <w:rFonts w:ascii="Arial" w:hAnsi="Arial"/>
+          <w:sz w:val="18"/>
+          <w:szCs w:val="18"/>
+        </w:rPr>
+        <w:tab/>
+      </w:r>
+      <w:r>
+        <w:rPr>
+          <w:rFonts w:ascii="Arial" w:hAnsi="Arial"/>
+          <w:sz w:val="18"/>
+          <w:szCs w:val="18"/>
+        </w:rPr>
+        <w:t>:</w:t>
+      </w:r>
+      <w:r>
+        <w:rPr>
+          <w:rFonts w:ascii="Arial" w:hAnsi="Arial"/>
+          <w:sz w:val="18"/>
+          <w:szCs w:val="18"/>
+        </w:rPr>
+        <w:t xml:space="preserve"> </w:t>
       </w:r>
       <w:r>
         <w:rPr>
@@ -13771,275 +14428,54 @@
           <w:szCs w:val="18"/>
           <w:highlight w:val="yellow"/>
         </w:rPr>
-        <w:t>{operator_1_nric}</w:t>
-      </w:r>
-    </w:p>
-    <w:p>
-      <w:pPr>
-        <w:spacing w:line="276" w:lineRule="auto"/>
-        <w:ind w:left="3600" w:firstLine="936"/>
-        <w:rPr>
-          <w:rFonts w:ascii="Arial" w:hAnsi="Arial"/>
-          <w:sz w:val="18"/>
-        </w:rPr>
-      </w:pPr>
-      <w:r>
+        <w:t>{operator_2_nric}</w:t>
+      </w:r>
+    </w:p>
+    <w:p>
+      <w:pPr>
+        <w:spacing w:after="0" w:line="276" w:lineRule="auto"/>
+        <w:tabs>
+          <w:tab w:val="left" w:pos="5616"/>
+        </w:tabs>
+        <w:ind w:left="5726" w:hanging="1190"/>
+        <w:jc w:val="left"/>
         <w:rPr>
           <w:rFonts w:ascii="Arial" w:hAnsi="Arial"/>
           <w:sz w:val="18"/>
           <w:szCs w:val="18"/>
         </w:rPr>
-        <w:t xml:space="preserve">Designation: </w:t>
-      </w:r>
+      </w:pPr>
       <w:r>
         <w:rPr>
           <w:rFonts w:ascii="Arial" w:hAnsi="Arial"/>
           <w:sz w:val="18"/>
           <w:szCs w:val="18"/>
-          <w:highlight w:val="yellow"/>
-        </w:rPr>
-        <w:t>{operator_1_designation}</w:t>
-      </w:r>
-    </w:p>
-    <w:p>
-      <w:pPr>
-        <w:spacing w:line="276" w:lineRule="auto"/>
-        <w:ind w:firstLine="936"/>
-        <w:rPr>
-          <w:rFonts w:ascii="Arial" w:hAnsi="Arial"/>
-          <w:b/>
-          <w:sz w:val="18"/>
-        </w:rPr>
-      </w:pPr>
-      <w:r>
-        <w:rPr>
-          <w:rFonts w:ascii="Arial" w:hAnsi="Arial"/>
-          <w:b/>
-          <w:sz w:val="18"/>
+        </w:rPr>
+        <w:t>Designation</w:t>
+      </w:r>
+      <w:r>
+        <w:rPr>
+          <w:rFonts w:ascii="Arial" w:hAnsi="Arial"/>
+          <w:sz w:val="18"/>
+          <w:szCs w:val="18"/>
         </w:rPr>
         <w:tab/>
       </w:r>
       <w:r>
         <w:rPr>
           <w:rFonts w:ascii="Arial" w:hAnsi="Arial"/>
-          <w:b/>
-          <w:sz w:val="18"/>
-        </w:rPr>
-        <w:tab/>
-      </w:r>
-      <w:r>
-        <w:rPr>
-          <w:rFonts w:ascii="Arial" w:hAnsi="Arial"/>
-          <w:b/>
-          <w:sz w:val="18"/>
-        </w:rPr>
-        <w:tab/>
-      </w:r>
-      <w:r>
-        <w:rPr>
-          <w:rFonts w:ascii="Arial" w:hAnsi="Arial"/>
-          <w:b/>
-          <w:sz w:val="18"/>
-        </w:rPr>
-        <w:tab/>
-      </w:r>
-      <w:r>
-        <w:rPr>
-          <w:rFonts w:ascii="Arial" w:hAnsi="Arial"/>
-          <w:b/>
-          <w:sz w:val="18"/>
-        </w:rPr>
-        <w:tab/>
-      </w:r>
-      <w:r>
-        <w:rPr>
-          <w:rFonts w:ascii="Arial" w:hAnsi="Arial"/>
-          <w:b/>
-          <w:sz w:val="18"/>
-        </w:rPr>
-        <w:tab/>
-      </w:r>
-    </w:p>
-    <w:p>
-      <w:pPr>
-        <w:spacing w:line="276" w:lineRule="auto"/>
-        <w:jc w:val="left"/>
-        <w:rPr>
-          <w:rFonts w:ascii="Arial" w:hAnsi="Arial"/>
-          <w:bCs/>
-          <w:sz w:val="18"/>
-        </w:rPr>
-      </w:pPr>
-      <w:r>
-        <w:rPr>
-          <w:rFonts w:ascii="Arial" w:hAnsi="Arial"/>
-          <w:bCs/>
-          <w:sz w:val="18"/>
-        </w:rPr>
-        <w:t>........................................................................</w:t>
-      </w:r>
-    </w:p>
-    <w:p>
-      <w:pPr>
-        <w:spacing w:line="276" w:lineRule="auto"/>
-        <w:rPr>
-          <w:rFonts w:ascii="Arial" w:hAnsi="Arial"/>
-          <w:sz w:val="18"/>
-          <w:lang w:val="en-GB"/>
-        </w:rPr>
-      </w:pPr>
-      <w:r>
-        <w:rPr>
-          <w:rFonts w:ascii="Arial" w:hAnsi="Arial"/>
-          <w:sz w:val="18"/>
-          <w:lang w:val="en-GB"/>
-        </w:rPr>
-        <w:t>Signature of Witness</w:t>
-      </w:r>
-    </w:p>
-    <w:p>
-      <w:pPr>
-        <w:spacing w:line="276" w:lineRule="auto"/>
-        <w:rPr>
-          <w:rFonts w:ascii="Arial" w:hAnsi="Arial"/>
-          <w:sz w:val="18"/>
-          <w:lang w:val="en-GB"/>
-        </w:rPr>
-      </w:pPr>
-    </w:p>
-    <w:p>
-      <w:pPr>
-        <w:spacing w:line="276" w:lineRule="auto"/>
-        <w:rPr>
-          <w:rFonts w:ascii="Arial" w:hAnsi="Arial"/>
-          <w:sz w:val="18"/>
-          <w:lang w:val="en-GB"/>
-        </w:rPr>
-      </w:pPr>
-    </w:p>
-    <w:p>
-      <w:pPr>
-        <w:spacing w:line="276" w:lineRule="auto"/>
-        <w:rPr>
-          <w:rFonts w:ascii="Arial" w:hAnsi="Arial"/>
-          <w:bCs/>
-          <w:sz w:val="18"/>
-        </w:rPr>
-      </w:pPr>
-    </w:p>
-    <w:p>
-      <w:pPr>
-        <w:spacing w:line="276" w:lineRule="auto"/>
-        <w:rPr>
-          <w:rFonts w:ascii="Arial" w:hAnsi="Arial"/>
-          <w:b/>
-          <w:sz w:val="18"/>
-        </w:rPr>
-      </w:pPr>
-    </w:p>
-    <w:p>
-      <w:pPr>
-        <w:spacing w:line="276" w:lineRule="auto"/>
-        <w:ind w:left="3600" w:firstLine="936"/>
-        <w:rPr>
-          <w:rFonts w:ascii="Arial" w:hAnsi="Arial"/>
-          <w:b/>
-          <w:sz w:val="18"/>
-          <w:u w:val="single"/>
-        </w:rPr>
-      </w:pPr>
-      <w:r>
-        <w:rPr>
-          <w:rFonts w:ascii="Arial" w:hAnsi="Arial"/>
-          <w:sz w:val="18"/>
-        </w:rPr>
-        <w:t>.....................................................</w:t>
-      </w:r>
-      <w:r>
-        <w:rPr>
-          <w:rFonts w:ascii="Arial" w:hAnsi="Arial"/>
-          <w:sz w:val="18"/>
-        </w:rPr>
-        <w:t>.............</w:t>
-      </w:r>
-      <w:r>
-        <w:rPr>
-          <w:rFonts w:ascii="Arial" w:hAnsi="Arial"/>
-          <w:sz w:val="18"/>
-        </w:rPr>
-        <w:t>......</w:t>
-      </w:r>
-    </w:p>
-    <w:p>
-      <w:pPr>
-        <w:spacing w:line="276" w:lineRule="auto"/>
-        <w:ind w:left="3600" w:firstLine="936"/>
-        <w:rPr>
-          <w:rFonts w:ascii="Arial" w:hAnsi="Arial"/>
-          <w:sz w:val="18"/>
-        </w:rPr>
-      </w:pPr>
-      <w:r>
-        <w:rPr>
-          <w:rFonts w:ascii="Arial" w:hAnsi="Arial"/>
           <w:sz w:val="18"/>
           <w:szCs w:val="18"/>
         </w:rPr>
-        <w:t xml:space="preserve">Name: </w:t>
+        <w:t>:</w:t>
       </w:r>
       <w:r>
         <w:rPr>
           <w:rFonts w:ascii="Arial" w:hAnsi="Arial"/>
           <w:sz w:val="18"/>
           <w:szCs w:val="18"/>
-          <w:highlight w:val="yellow"/>
-        </w:rPr>
-        <w:t>{operator_2_name}</w:t>
-      </w:r>
-    </w:p>
-    <w:p>
-      <w:pPr>
-        <w:spacing w:line="276" w:lineRule="auto"/>
-        <w:ind w:left="3600" w:firstLine="936"/>
-        <w:rPr>
-          <w:rFonts w:ascii="Arial" w:hAnsi="Arial"/>
-          <w:sz w:val="18"/>
-        </w:rPr>
-      </w:pPr>
-      <w:r>
-        <w:rPr>
-          <w:rFonts w:ascii="Arial" w:hAnsi="Arial"/>
-          <w:sz w:val="18"/>
-          <w:szCs w:val="18"/>
-        </w:rPr>
-        <w:t xml:space="preserve">NRIC No.: </w:t>
-      </w:r>
-      <w:r>
-        <w:rPr>
-          <w:rFonts w:ascii="Arial" w:hAnsi="Arial"/>
-          <w:sz w:val="18"/>
-          <w:szCs w:val="18"/>
-          <w:highlight w:val="yellow"/>
-        </w:rPr>
-        <w:t>{operator_2_nric}</w:t>
-      </w:r>
-    </w:p>
-    <w:p>
-      <w:pPr>
-        <w:spacing w:line="276" w:lineRule="auto"/>
-        <w:ind w:left="3600" w:firstLine="936"/>
-        <w:rPr>
-          <w:rFonts w:ascii="Arial" w:hAnsi="Arial"/>
-          <w:sz w:val="18"/>
-        </w:rPr>
-      </w:pPr>
-      <w:r>
-        <w:rPr>
-          <w:rFonts w:ascii="Arial" w:hAnsi="Arial"/>
-          <w:sz w:val="18"/>
-          <w:szCs w:val="18"/>
-        </w:rPr>
-        <w:t xml:space="preserve">Designation: </w:t>
+        </w:rPr>
+        <w:t xml:space="preserve"> </w:t>
       </w:r>
       <w:r>
         <w:rPr>

--- a/apps/api/src/modules/applications/templates/arf-joint-several-guarantee.docx
+++ b/apps/api/src/modules/applications/templates/arf-joint-several-guarantee.docx
@@ -56,7 +56,6 @@
           <w:b/>
           <w:sz w:val="18"/>
           <w:lang w:val="en-GB"/>
-          <w:highlight w:val="yellow"/>
         </w:rPr>
         <w:t>{guarantee_date}</w:t>
       </w:r>
@@ -151,7 +150,6 @@
           <w:bCs/>
           <w:sz w:val="18"/>
           <w:lang w:val="en-GB"/>
-          <w:highlight w:val="yellow"/>
         </w:rPr>
         <w:t>{letter_date}</w:t>
       </w:r>
@@ -170,7 +168,6 @@
           <w:bCs/>
           <w:sz w:val="18"/>
           <w:lang w:val="en-GB"/>
-          <w:highlight w:val="yellow"/>
         </w:rPr>
         <w:t>{our_reference}</w:t>
       </w:r>
@@ -189,7 +186,6 @@
           <w:bCs/>
           <w:sz w:val="18"/>
           <w:lang w:val="en-GB"/>
-          <w:highlight w:val="yellow"/>
         </w:rPr>
         <w:t>{issuer_name}</w:t>
       </w:r>
@@ -208,7 +204,6 @@
           <w:bCs/>
           <w:sz w:val="18"/>
           <w:lang w:val="en-GB"/>
-          <w:highlight w:val="yellow"/>
         </w:rPr>
         <w:t>{issuer_registration_number}</w:t>
       </w:r>
@@ -227,7 +222,6 @@
           <w:bCs/>
           <w:sz w:val="18"/>
           <w:lang w:val="en-GB"/>
-          <w:highlight w:val="yellow"/>
         </w:rPr>
         <w:t>{issuer_address}</w:t>
       </w:r>
@@ -12514,7 +12508,6 @@
                 <w:rFonts w:ascii="Arial" w:hAnsi="Arial"/>
                 <w:sz w:val="18"/>
                 <w:szCs w:val="18"/>
-                <w:highlight w:val="yellow"/>
               </w:rPr>
               <w:t>{name}</w:t>
             </w:r>
@@ -12581,7 +12574,6 @@
                 <w:rFonts w:ascii="Arial" w:hAnsi="Arial"/>
                 <w:sz w:val="18"/>
                 <w:szCs w:val="18"/>
-                <w:highlight w:val="yellow"/>
               </w:rPr>
               <w:t>{witness_name}</w:t>
             </w:r>
@@ -12653,7 +12645,6 @@
                 <w:rFonts w:ascii="Arial" w:hAnsi="Arial"/>
                 <w:sz w:val="18"/>
                 <w:szCs w:val="18"/>
-                <w:highlight w:val="yellow"/>
               </w:rPr>
               <w:t>{nric}</w:t>
             </w:r>
@@ -12720,7 +12711,6 @@
                 <w:rFonts w:ascii="Arial" w:hAnsi="Arial"/>
                 <w:sz w:val="18"/>
                 <w:szCs w:val="18"/>
-                <w:highlight w:val="yellow"/>
               </w:rPr>
               <w:t>{witness_nric}</w:t>
             </w:r>
@@ -12945,7 +12935,6 @@
           <w:rFonts w:ascii="Arial" w:hAnsi="Arial"/>
           <w:sz w:val="18"/>
           <w:szCs w:val="18"/>
-          <w:highlight w:val="yellow"/>
         </w:rPr>
         <w:t>{company_name}</w:t>
       </w:r>
@@ -12965,7 +12954,6 @@
           <w:rFonts w:ascii="Arial" w:hAnsi="Arial"/>
           <w:sz w:val="18"/>
           <w:szCs w:val="18"/>
-          <w:highlight w:val="yellow"/>
         </w:rPr>
         <w:t>{company_ssm}</w:t>
       </w:r>
@@ -13284,7 +13272,6 @@
                 <w:rFonts w:ascii="Arial" w:hAnsi="Arial"/>
                 <w:sz w:val="18"/>
                 <w:szCs w:val="18"/>
-                <w:highlight w:val="yellow"/>
               </w:rPr>
               <w:t>{name}</w:t>
             </w:r>
@@ -13351,7 +13338,6 @@
                 <w:rFonts w:ascii="Arial" w:hAnsi="Arial"/>
                 <w:sz w:val="18"/>
                 <w:szCs w:val="18"/>
-                <w:highlight w:val="yellow"/>
               </w:rPr>
               <w:t>{witness_name}</w:t>
             </w:r>
@@ -13423,7 +13409,6 @@
                 <w:rFonts w:ascii="Arial" w:hAnsi="Arial"/>
                 <w:sz w:val="18"/>
                 <w:szCs w:val="18"/>
-                <w:highlight w:val="yellow"/>
               </w:rPr>
               <w:t>{nric}</w:t>
             </w:r>
@@ -13490,7 +13475,6 @@
                 <w:rFonts w:ascii="Arial" w:hAnsi="Arial"/>
                 <w:sz w:val="18"/>
                 <w:szCs w:val="18"/>
-                <w:highlight w:val="yellow"/>
               </w:rPr>
               <w:t>{witness_nric}</w:t>
             </w:r>
@@ -14033,7 +14017,6 @@
           <w:rFonts w:ascii="Arial" w:hAnsi="Arial"/>
           <w:sz w:val="18"/>
           <w:szCs w:val="18"/>
-          <w:highlight w:val="yellow"/>
         </w:rPr>
         <w:t>{operator_1_name}</w:t>
       </w:r>
@@ -14089,7 +14072,6 @@
           <w:rFonts w:ascii="Arial" w:hAnsi="Arial"/>
           <w:sz w:val="18"/>
           <w:szCs w:val="18"/>
-          <w:highlight w:val="yellow"/>
         </w:rPr>
         <w:t>{operator_1_nric}</w:t>
       </w:r>
@@ -14145,7 +14127,6 @@
           <w:rFonts w:ascii="Arial" w:hAnsi="Arial"/>
           <w:sz w:val="18"/>
           <w:szCs w:val="18"/>
-          <w:highlight w:val="yellow"/>
         </w:rPr>
         <w:t>{operator_1_designation}</w:t>
       </w:r>
@@ -14370,7 +14351,6 @@
           <w:rFonts w:ascii="Arial" w:hAnsi="Arial"/>
           <w:sz w:val="18"/>
           <w:szCs w:val="18"/>
-          <w:highlight w:val="yellow"/>
         </w:rPr>
         <w:t>{operator_2_name}</w:t>
       </w:r>
@@ -14426,7 +14406,6 @@
           <w:rFonts w:ascii="Arial" w:hAnsi="Arial"/>
           <w:sz w:val="18"/>
           <w:szCs w:val="18"/>
-          <w:highlight w:val="yellow"/>
         </w:rPr>
         <w:t>{operator_2_nric}</w:t>
       </w:r>
@@ -14482,7 +14461,6 @@
           <w:rFonts w:ascii="Arial" w:hAnsi="Arial"/>
           <w:sz w:val="18"/>
           <w:szCs w:val="18"/>
-          <w:highlight w:val="yellow"/>
         </w:rPr>
         <w:t>{operator_2_designation}</w:t>
       </w:r>
@@ -14590,7 +14568,6 @@
           <w:rFonts w:ascii="Arial" w:hAnsi="Arial"/>
           <w:sz w:val="18"/>
           <w:szCs w:val="18"/>
-          <w:highlight w:val="yellow"/>
         </w:rPr>
         <w:t>{guarantee_date}</w:t>
       </w:r>
@@ -14669,7 +14646,6 @@
           <w:rFonts w:ascii="Arial" w:hAnsi="Arial"/>
           <w:sz w:val="18"/>
           <w:szCs w:val="18"/>
-          <w:highlight w:val="yellow"/>
         </w:rPr>
         <w:t>{line}</w:t>
       </w:r>
@@ -14714,7 +14690,6 @@
           <w:rFonts w:ascii="Arial" w:hAnsi="Arial"/>
           <w:sz w:val="18"/>
           <w:szCs w:val="18"/>
-          <w:highlight w:val="yellow"/>
         </w:rPr>
         <w:t>{rep_line}</w:t>
       </w:r>
@@ -14806,7 +14781,6 @@
           <w:rFonts w:ascii="Arial" w:hAnsi="Arial"/>
           <w:sz w:val="18"/>
           <w:szCs w:val="18"/>
-          <w:highlight w:val="yellow"/>
         </w:rPr>
         <w:t>{facility_description}</w:t>
       </w:r>
@@ -14860,7 +14834,6 @@
           <w:rFonts w:ascii="Arial" w:hAnsi="Arial"/>
           <w:sz w:val="18"/>
           <w:szCs w:val="18"/>
-          <w:highlight w:val="yellow"/>
         </w:rPr>
         <w:t>{issuer_name}</w:t>
       </w:r>
@@ -14877,7 +14850,6 @@
           <w:rFonts w:ascii="Arial" w:hAnsi="Arial"/>
           <w:sz w:val="18"/>
           <w:szCs w:val="18"/>
-          <w:highlight w:val="yellow"/>
         </w:rPr>
         <w:t>{issuer_registration_number}</w:t>
       </w:r>
@@ -14913,7 +14885,6 @@
           <w:rFonts w:ascii="Arial" w:hAnsi="Arial"/>
           <w:sz w:val="18"/>
           <w:szCs w:val="18"/>
-          <w:highlight w:val="yellow"/>
         </w:rPr>
         <w:t>{issuer_address}</w:t>
       </w:r>
@@ -14941,7 +14912,6 @@
           <w:rFonts w:ascii="Arial" w:hAnsi="Arial"/>
           <w:sz w:val="18"/>
           <w:szCs w:val="18"/>
-          <w:highlight w:val="yellow"/>
         </w:rPr>
         <w:t>{issuer_business_address}</w:t>
       </w:r>
